--- a/public/templates/command-center/Aurixa_Portfolio_Review_Report_SAMPLE.docx
+++ b/public/templates/command-center/Aurixa_Portfolio_Review_Report_SAMPLE.docx
@@ -526,7 +526,7 @@
         <w:keepLines/>
         <w:pageBreakBefore w:val="0"/>
         <w:widowControl w:val="1"/>
-        <w:spacing w:before="0" w:after="0" w:line="160" w:lineRule="exact"/>
+        <w:spacing w:before="0" w:after="0" w:line="3231" w:lineRule="exact"/>
       </w:pPr>
       <w:r>
         <w:rPr>
@@ -581,7 +581,7 @@
           </w:tcPr>
           <w:p>
             <w:pPr>
-              <w:keepNext w:val="0"/>
+              <w:keepNext/>
               <w:keepLines/>
               <w:pageBreakBefore w:val="0"/>
               <w:widowControl w:val="1"/>
@@ -622,7 +622,7 @@
           </w:tcPr>
           <w:p>
             <w:pPr>
-              <w:keepNext w:val="0"/>
+              <w:keepNext/>
               <w:keepLines/>
               <w:pageBreakBefore w:val="0"/>
               <w:widowControl w:val="1"/>
@@ -661,7 +661,7 @@
           </w:tcPr>
           <w:p>
             <w:pPr>
-              <w:keepNext w:val="0"/>
+              <w:keepNext/>
               <w:keepLines/>
               <w:pageBreakBefore w:val="0"/>
               <w:widowControl w:val="1"/>
@@ -702,7 +702,7 @@
           </w:tcPr>
           <w:p>
             <w:pPr>
-              <w:keepNext w:val="0"/>
+              <w:keepNext/>
               <w:keepLines/>
               <w:pageBreakBefore w:val="0"/>
               <w:widowControl w:val="1"/>
@@ -747,7 +747,7 @@
           </w:tcPr>
           <w:p>
             <w:pPr>
-              <w:keepNext w:val="0"/>
+              <w:keepNext/>
               <w:keepLines/>
               <w:pageBreakBefore w:val="0"/>
               <w:widowControl w:val="1"/>
@@ -788,7 +788,7 @@
           </w:tcPr>
           <w:p>
             <w:pPr>
-              <w:keepNext w:val="0"/>
+              <w:keepNext/>
               <w:keepLines/>
               <w:pageBreakBefore w:val="0"/>
               <w:widowControl w:val="1"/>
@@ -827,7 +827,7 @@
           </w:tcPr>
           <w:p>
             <w:pPr>
-              <w:keepNext w:val="0"/>
+              <w:keepNext/>
               <w:keepLines/>
               <w:pageBreakBefore w:val="0"/>
               <w:widowControl w:val="1"/>
@@ -868,7 +868,7 @@
           </w:tcPr>
           <w:p>
             <w:pPr>
-              <w:keepNext w:val="0"/>
+              <w:keepNext/>
               <w:keepLines/>
               <w:pageBreakBefore w:val="0"/>
               <w:widowControl w:val="1"/>
@@ -1057,21 +1057,9 @@
     </w:tbl>
     <w:p>
       <w:pPr>
-        <w:keepNext w:val="0"/>
-        <w:keepLines/>
-        <w:pageBreakBefore w:val="0"/>
-        <w:widowControl w:val="1"/>
-        <w:spacing w:before="0" w:after="0"/>
-      </w:pPr>
-      <w:r>
-        <w:br w:type="page"/>
-      </w:r>
-    </w:p>
-    <w:p>
-      <w:pPr>
         <w:keepNext/>
         <w:keepLines/>
-        <w:pageBreakBefore w:val="0"/>
+        <w:pageBreakBefore w:val="1"/>
         <w:widowControl w:val="1"/>
         <w:spacing w:before="0" w:after="60"/>
       </w:pPr>
@@ -1393,21 +1381,9 @@
     </w:p>
     <w:p>
       <w:pPr>
-        <w:keepNext w:val="0"/>
-        <w:keepLines/>
-        <w:pageBreakBefore w:val="0"/>
-        <w:widowControl w:val="1"/>
-        <w:spacing w:before="0" w:after="0"/>
-      </w:pPr>
-      <w:r>
-        <w:br w:type="page"/>
-      </w:r>
-    </w:p>
-    <w:p>
-      <w:pPr>
         <w:keepNext/>
         <w:keepLines/>
-        <w:pageBreakBefore w:val="0"/>
+        <w:pageBreakBefore w:val="1"/>
         <w:widowControl w:val="1"/>
         <w:spacing w:before="0" w:after="60"/>
       </w:pPr>
@@ -2305,18 +2281,6 @@
     </w:tbl>
     <w:p>
       <w:pPr>
-        <w:keepNext w:val="0"/>
-        <w:keepLines/>
-        <w:pageBreakBefore w:val="0"/>
-        <w:widowControl w:val="1"/>
-        <w:spacing w:before="0" w:after="0"/>
-      </w:pPr>
-      <w:r>
-        <w:br w:type="page"/>
-      </w:r>
-    </w:p>
-    <w:p>
-      <w:pPr>
         <w:keepNext/>
         <w:keepLines/>
         <w:pageBreakBefore w:val="0"/>
@@ -2612,7 +2576,7 @@
           </w:tcPr>
           <w:p>
             <w:pPr>
-              <w:keepNext w:val="0"/>
+              <w:keepNext/>
               <w:keepLines/>
               <w:pageBreakBefore w:val="0"/>
               <w:widowControl w:val="1"/>
@@ -2726,7 +2690,11 @@
               </w:tc>
             </w:tr>
           </w:tbl>
-          <w:p/>
+          <w:p>
+            <w:pPr>
+              <w:keepNext/>
+            </w:pPr>
+          </w:p>
         </w:tc>
         <w:tc>
           <w:tcPr>
@@ -2747,7 +2715,7 @@
           </w:tcPr>
           <w:p>
             <w:pPr>
-              <w:keepNext w:val="0"/>
+              <w:keepNext/>
               <w:keepLines/>
               <w:pageBreakBefore w:val="0"/>
               <w:widowControl w:val="1"/>
@@ -2792,7 +2760,7 @@
           </w:tcPr>
           <w:p>
             <w:pPr>
-              <w:keepNext w:val="0"/>
+              <w:keepNext/>
               <w:keepLines/>
               <w:pageBreakBefore w:val="0"/>
               <w:widowControl w:val="1"/>
@@ -2906,7 +2874,11 @@
               </w:tc>
             </w:tr>
           </w:tbl>
-          <w:p/>
+          <w:p>
+            <w:pPr>
+              <w:keepNext/>
+            </w:pPr>
+          </w:p>
         </w:tc>
         <w:tc>
           <w:tcPr>
@@ -2927,7 +2899,7 @@
           </w:tcPr>
           <w:p>
             <w:pPr>
-              <w:keepNext w:val="0"/>
+              <w:keepNext/>
               <w:keepLines/>
               <w:pageBreakBefore w:val="0"/>
               <w:widowControl w:val="1"/>
@@ -2972,7 +2944,7 @@
           </w:tcPr>
           <w:p>
             <w:pPr>
-              <w:keepNext w:val="0"/>
+              <w:keepNext/>
               <w:keepLines/>
               <w:pageBreakBefore w:val="0"/>
               <w:widowControl w:val="1"/>
@@ -3086,7 +3058,11 @@
               </w:tc>
             </w:tr>
           </w:tbl>
-          <w:p/>
+          <w:p>
+            <w:pPr>
+              <w:keepNext/>
+            </w:pPr>
+          </w:p>
         </w:tc>
         <w:tc>
           <w:tcPr>
@@ -3107,7 +3083,7 @@
           </w:tcPr>
           <w:p>
             <w:pPr>
-              <w:keepNext w:val="0"/>
+              <w:keepNext/>
               <w:keepLines/>
               <w:pageBreakBefore w:val="0"/>
               <w:widowControl w:val="1"/>
@@ -3152,7 +3128,7 @@
           </w:tcPr>
           <w:p>
             <w:pPr>
-              <w:keepNext w:val="0"/>
+              <w:keepNext/>
               <w:keepLines/>
               <w:pageBreakBefore w:val="0"/>
               <w:widowControl w:val="1"/>
@@ -3266,7 +3242,11 @@
               </w:tc>
             </w:tr>
           </w:tbl>
-          <w:p/>
+          <w:p>
+            <w:pPr>
+              <w:keepNext/>
+            </w:pPr>
+          </w:p>
         </w:tc>
         <w:tc>
           <w:tcPr>
@@ -3287,7 +3267,7 @@
           </w:tcPr>
           <w:p>
             <w:pPr>
-              <w:keepNext w:val="0"/>
+              <w:keepNext/>
               <w:keepLines/>
               <w:pageBreakBefore w:val="0"/>
               <w:widowControl w:val="1"/>
@@ -5141,7 +5121,7 @@
           </w:tcPr>
           <w:p>
             <w:pPr>
-              <w:keepNext w:val="0"/>
+              <w:keepNext/>
               <w:keepLines/>
               <w:pageBreakBefore w:val="0"/>
               <w:widowControl w:val="1"/>
@@ -5180,7 +5160,7 @@
           </w:tcPr>
           <w:p>
             <w:pPr>
-              <w:keepNext w:val="0"/>
+              <w:keepNext/>
               <w:keepLines/>
               <w:pageBreakBefore w:val="0"/>
               <w:widowControl w:val="1"/>
@@ -5208,7 +5188,7 @@
           </w:tcPr>
           <w:p>
             <w:pPr>
-              <w:keepNext w:val="0"/>
+              <w:keepNext/>
               <w:keepLines/>
               <w:pageBreakBefore w:val="0"/>
               <w:widowControl w:val="1"/>
@@ -5248,7 +5228,7 @@
           </w:tcPr>
           <w:p>
             <w:pPr>
-              <w:keepNext w:val="0"/>
+              <w:keepNext/>
               <w:keepLines/>
               <w:pageBreakBefore w:val="0"/>
               <w:widowControl w:val="1"/>
@@ -5288,7 +5268,7 @@
           </w:tcPr>
           <w:p>
             <w:pPr>
-              <w:keepNext w:val="0"/>
+              <w:keepNext/>
               <w:keepLines/>
               <w:pageBreakBefore w:val="0"/>
               <w:widowControl w:val="1"/>
@@ -5328,7 +5308,7 @@
           </w:tcPr>
           <w:p>
             <w:pPr>
-              <w:keepNext w:val="0"/>
+              <w:keepNext/>
               <w:keepLines/>
               <w:pageBreakBefore w:val="0"/>
               <w:widowControl w:val="1"/>
@@ -5368,7 +5348,7 @@
           </w:tcPr>
           <w:p>
             <w:pPr>
-              <w:keepNext w:val="0"/>
+              <w:keepNext/>
               <w:keepLines/>
               <w:pageBreakBefore w:val="0"/>
               <w:widowControl w:val="1"/>
@@ -5408,7 +5388,7 @@
           </w:tcPr>
           <w:p>
             <w:pPr>
-              <w:keepNext w:val="0"/>
+              <w:keepNext/>
               <w:keepLines/>
               <w:pageBreakBefore w:val="0"/>
               <w:widowControl w:val="1"/>
@@ -5448,18 +5428,6 @@
           <w:u w:val="none"/>
         </w:rPr>
         <w:t>21 Test Road's LVR exceeds 100% because the facility was drawn to fund acquisition costs and the asset has appreciated only 1.6% since purchase.</w:t>
-      </w:r>
-    </w:p>
-    <w:p>
-      <w:pPr>
-        <w:keepNext w:val="0"/>
-        <w:keepLines/>
-        <w:pageBreakBefore w:val="0"/>
-        <w:widowControl w:val="1"/>
-        <w:spacing w:before="0" w:after="0"/>
-      </w:pPr>
-      <w:r>
-        <w:br w:type="page"/>
       </w:r>
     </w:p>
     <w:p>
@@ -7329,7 +7297,7 @@
           </w:tcPr>
           <w:p>
             <w:pPr>
-              <w:keepNext w:val="0"/>
+              <w:keepNext/>
               <w:keepLines/>
               <w:pageBreakBefore w:val="0"/>
               <w:widowControl w:val="1"/>
@@ -7357,7 +7325,7 @@
           </w:tcPr>
           <w:p>
             <w:pPr>
-              <w:keepNext w:val="0"/>
+              <w:keepNext/>
               <w:keepLines/>
               <w:pageBreakBefore w:val="0"/>
               <w:widowControl w:val="1"/>
@@ -7396,7 +7364,7 @@
           </w:tcPr>
           <w:p>
             <w:pPr>
-              <w:keepNext w:val="0"/>
+              <w:keepNext/>
               <w:keepLines/>
               <w:pageBreakBefore w:val="0"/>
               <w:widowControl w:val="1"/>
@@ -7436,7 +7404,7 @@
           </w:tcPr>
           <w:p>
             <w:pPr>
-              <w:keepNext w:val="0"/>
+              <w:keepNext/>
               <w:keepLines/>
               <w:pageBreakBefore w:val="0"/>
               <w:widowControl w:val="1"/>
@@ -7476,7 +7444,7 @@
           </w:tcPr>
           <w:p>
             <w:pPr>
-              <w:keepNext w:val="0"/>
+              <w:keepNext/>
               <w:keepLines/>
               <w:pageBreakBefore w:val="0"/>
               <w:widowControl w:val="1"/>
@@ -7516,7 +7484,7 @@
           </w:tcPr>
           <w:p>
             <w:pPr>
-              <w:keepNext w:val="0"/>
+              <w:keepNext/>
               <w:keepLines/>
               <w:pageBreakBefore w:val="0"/>
               <w:widowControl w:val="1"/>
@@ -7544,7 +7512,7 @@
           </w:tcPr>
           <w:p>
             <w:pPr>
-              <w:keepNext w:val="0"/>
+              <w:keepNext/>
               <w:keepLines/>
               <w:pageBreakBefore w:val="0"/>
               <w:widowControl w:val="1"/>
@@ -9217,18 +9185,6 @@
     </w:tbl>
     <w:p>
       <w:pPr>
-        <w:keepNext w:val="0"/>
-        <w:keepLines/>
-        <w:pageBreakBefore w:val="0"/>
-        <w:widowControl w:val="1"/>
-        <w:spacing w:before="0" w:after="0"/>
-      </w:pPr>
-      <w:r>
-        <w:br w:type="page"/>
-      </w:r>
-    </w:p>
-    <w:p>
-      <w:pPr>
         <w:keepNext/>
         <w:keepLines/>
         <w:pageBreakBefore w:val="0"/>
@@ -11590,21 +11546,9 @@
     </w:tbl>
     <w:p>
       <w:pPr>
-        <w:keepNext w:val="0"/>
-        <w:keepLines/>
-        <w:pageBreakBefore w:val="0"/>
-        <w:widowControl w:val="1"/>
-        <w:spacing w:before="0" w:after="0"/>
-      </w:pPr>
-      <w:r>
-        <w:br w:type="page"/>
-      </w:r>
-    </w:p>
-    <w:p>
-      <w:pPr>
         <w:keepNext/>
         <w:keepLines/>
-        <w:pageBreakBefore w:val="0"/>
+        <w:pageBreakBefore w:val="1"/>
         <w:widowControl w:val="1"/>
         <w:spacing w:before="0" w:after="60"/>
       </w:pPr>
